--- a/word_reports/LP_0172_위치_180_Hot Butter_Pop Corn.docx
+++ b/word_reports/LP_0172_위치_180_Hot Butter_Pop Corn.docx
@@ -4,7 +4,7 @@
   <w:body>
     <w:p>
       <w:pPr>
-        <w:spacing w:after="280"/>
+        <w:spacing w:after="80"/>
       </w:pPr>
       <w:r>
         <w:rPr w:rFonts="맑은 고딕">
@@ -13,94 +13,47 @@
           <w:color w:val="1E3A8A"/>
           <w:sz w:val="30"/>
         </w:rPr>
-        <w:t>[180] Hot Butter - Pop Corn</w:t>
+        <w:t>Village People (마을 사람들) - Go West</w:t>
       </w:r>
     </w:p>
     <w:p>
       <w:pPr>
-        <w:spacing w:after="320"/>
+        <w:spacing w:after="240"/>
       </w:pPr>
       <w:r>
         <w:rPr w:rFonts="맑은 고딕">
           <w:rFonts w:ascii="맑은 고딕" w:hAnsi="맑은 고딕" w:eastAsia="맑은 고딕"/>
           <w:b/>
-          <w:sz w:val="20"/>
+          <w:color w:val="4B5563"/>
+          <w:sz w:val="22"/>
         </w:rPr>
-        <w:t>■ 위치 : 180</w:t>
-        <w:br/>
-      </w:r>
-      <w:r>
-        <w:rPr w:rFonts="맑은 고딕">
-          <w:rFonts w:ascii="맑은 고딕" w:hAnsi="맑은 고딕" w:eastAsia="맑은 고딕"/>
-          <w:b/>
-          <w:sz w:val="20"/>
-        </w:rPr>
-        <w:t>■ 아티스트 : Hot Butter</w:t>
-        <w:br/>
-      </w:r>
-      <w:r>
-        <w:rPr w:rFonts="맑은 고딕">
-          <w:rFonts w:ascii="맑은 고딕" w:hAnsi="맑은 고딕" w:eastAsia="맑은 고딕"/>
-          <w:b/>
-          <w:sz w:val="20"/>
-        </w:rPr>
-        <w:t>■ 앨범명 : Pop Corn</w:t>
-        <w:br/>
-      </w:r>
-      <w:r>
-        <w:rPr w:rFonts="맑은 고딕">
-          <w:rFonts w:ascii="맑은 고딕" w:hAnsi="맑은 고딕" w:eastAsia="맑은 고딕"/>
-          <w:b w:val="0"/>
-          <w:sz w:val="20"/>
-        </w:rPr>
-        <w:t>■ 음반 레이블 : Musicor Records</w:t>
-        <w:br/>
-      </w:r>
-      <w:r>
-        <w:rPr w:rFonts="맑은 고딕">
-          <w:rFonts w:ascii="맑은 고딕" w:hAnsi="맑은 고딕" w:eastAsia="맑은 고딕"/>
-          <w:b w:val="0"/>
-          <w:sz w:val="20"/>
-        </w:rPr>
-        <w:t>■ 발매년도 : 1972</w:t>
-        <w:br/>
-      </w:r>
-      <w:r>
-        <w:rPr w:rFonts="맑은 고딕">
-          <w:rFonts w:ascii="맑은 고딕" w:hAnsi="맑은 고딕" w:eastAsia="맑은 고딕"/>
-          <w:b w:val="0"/>
-          <w:sz w:val="20"/>
-        </w:rPr>
-        <w:t>■ 장르 : 신스팝 (Synth-pop) / 일렉트로닉 팝 (Electronic Pop) / 무그 연주곡 (Moog Instrumental)</w:t>
-        <w:br/>
-      </w:r>
-      <w:r>
-        <w:rPr w:rFonts="맑은 고딕">
-          <w:rFonts w:ascii="맑은 고딕" w:hAnsi="맑은 고딕" w:eastAsia="맑은 고딕"/>
-          <w:b w:val="0"/>
-          <w:sz w:val="20"/>
-        </w:rPr>
-        <w:t>■ 주요 수록곡 : 1. Popcorn</w:t>
-        <w:br/>
+        <w:t>위치 :  180</w:t>
       </w:r>
     </w:p>
     <w:p>
       <w:pPr>
-        <w:spacing w:after="160"/>
+        <w:spacing w:line="324" w:lineRule="auto" w:before="80" w:after="160"/>
       </w:pPr>
       <w:r>
         <w:rPr w:rFonts="맑은 고딕">
           <w:rFonts w:ascii="맑은 고딕" w:hAnsi="맑은 고딕" w:eastAsia="맑은 고딕"/>
           <w:b/>
           <w:color w:val="1F2937"/>
-          <w:sz w:val="24"/>
+          <w:sz w:val="22"/>
         </w:rPr>
-        <w:t>■ 음반 해설 및 감상 가이드</w:t>
+        <w:t xml:space="preserve">[음반 소개] </w:t>
+      </w:r>
+      <w:r>
+        <w:rPr w:rFonts="맑은 고딕">
+          <w:rFonts w:ascii="맑은 고딕" w:hAnsi="맑은 고딕" w:eastAsia="맑은 고딕"/>
+          <w:b w:val="0"/>
+          <w:sz w:val="21"/>
+        </w:rPr>
       </w:r>
     </w:p>
     <w:p>
       <w:pPr>
-        <w:spacing w:line="312" w:lineRule="auto" w:after="120"/>
+        <w:spacing w:line="324" w:lineRule="auto" w:after="120"/>
       </w:pPr>
       <w:r>
         <w:rPr w:rFonts="맑은 고딕">
@@ -108,51 +61,516 @@
           <w:b w:val="0"/>
           <w:sz w:val="21"/>
         </w:rPr>
-        <w:t>1970년대 초반, 아날로그 신디사이저의 도래와 함께 대중음악계는 새로운 음향적 지평을 맞이하게 됩니다. 이 거대한 전환점의 중심에 선 핫 버터(Hot Butter)의 1972년 데뷔 음반 《Pop Corn》은 전자음악이 대중적 상업성과 예술적 위트를 동시에 확보할 수 있음을 완벽하게 증명한 시대를 대표하는 명반입니다. 키보디스트 스탠 프리(Stan Free)를 중심으로 결성된 프로젝트 그룹 핫 버터는 당시 거대하고 복잡했던 무그(Moog) 신디사이저를 대중의 삶 속으로 친숙하게 끌어들였습니다.</w:t>
+        <w:t>1970년대 후반 디스코의 황금기를 가장 화려하고 당당하게 수놓았던 빌리지 피플의 네 번째 정규 앨범 *Go West*는 찬란한 젊음의 에너지와 유토피아를 향한 낭만적 갈망을 오롯이 담아낸 기념비적 역작입니다. 클래식 카논의 숭고한 화성미를 품은 동명의 타이틀곡을 필두로, 이 앨범은 단순한 댄스 플로어의 열기를 넘어 시대의 억압을 걷어내는 해방감과 따스한 연대의 정신을 선율 속에 아로새겼습니다. 턴테이블의 바늘 끝을 타고 피어오르는 풍성한 브라스와 장엄한 보컬 하모니는 반세기의 세월을 건너뛰어 오늘날에도 변함없이 우리의 심장을 벅차오르게 만듭니다.</w:t>
       </w:r>
     </w:p>
     <w:p>
       <w:pPr>
-        <w:spacing w:line="312" w:lineRule="auto" w:after="120"/>
+        <w:spacing w:line="324" w:lineRule="auto" w:before="200" w:after="80"/>
       </w:pPr>
+      <w:r>
+        <w:rPr w:rFonts="맑은 고딕">
+          <w:rFonts w:ascii="맑은 고딕" w:hAnsi="맑은 고딕" w:eastAsia="맑은 고딕"/>
+          <w:b/>
+          <w:color w:val="1E3A8A"/>
+          <w:sz w:val="24"/>
+        </w:rPr>
+        <w:t>1. 음반 데이터</w:t>
+      </w:r>
+    </w:p>
+    <w:p>
+      <w:pPr>
+        <w:spacing w:line="324" w:lineRule="auto" w:after="80"/>
+      </w:pPr>
+      <w:r>
+        <w:rPr w:rFonts="맑은 고딕">
+          <w:rFonts w:ascii="맑은 고딕" w:hAnsi="맑은 고딕" w:eastAsia="맑은 고딕"/>
+          <w:b w:val="0"/>
+          <w:color w:val="6B7280"/>
+          <w:sz w:val="21"/>
+        </w:rPr>
+        <w:t xml:space="preserve">· </w:t>
+      </w:r>
+      <w:r>
+        <w:rPr w:rFonts="맑은 고딕">
+          <w:rFonts w:ascii="맑은 고딕" w:hAnsi="맑은 고딕" w:eastAsia="맑은 고딕"/>
+          <w:b/>
+          <w:color w:val="1F2937"/>
+          <w:sz w:val="21"/>
+        </w:rPr>
+        <w:t xml:space="preserve">앨범명: </w:t>
+      </w:r>
       <w:r>
         <w:rPr w:rFonts="맑은 고딕">
           <w:rFonts w:ascii="맑은 고딕" w:hAnsi="맑은 고딕" w:eastAsia="맑은 고딕"/>
           <w:b w:val="0"/>
           <w:sz w:val="21"/>
         </w:rPr>
-        <w:t>이 앨범의 단연 하이라이트는 불후의 명곡인 타이틀트랙 〈Popcorn〉입니다. 본래 독일계 미국인 작곡가 거존 킹슬리(Gershon Kingsley)가 1969년에 발표했던 원곡을 스탠 프리가 미학적으로 재해석한 이 트랙은, 옥수수 알갱이가 톡톡 튀겨지는 듯한 경쾌한 스타카토 신스 음향과 중독성 강한 멜로디로 전 세계 차트를 석권했습니다. 아날로그 신디사이저 고유의 차가우면서도 유쾌한 음색은 당대 가장 혁신적인 사운드로 자리 잡았으며, 타이틀곡 외에도 〈Apache〉, 〈Telstar〉 등 당대의 명 인스트루멘털 트랙들을 무그 사운드로 재해석하여 음반 전체에 아날로그 일렉트로닉의 매력을 가득 채워 넣었습니다.</w:t>
+        <w:t>Go West</w:t>
       </w:r>
     </w:p>
     <w:p>
       <w:pPr>
-        <w:spacing w:line="312" w:lineRule="auto" w:after="120"/>
+        <w:spacing w:line="324" w:lineRule="auto" w:after="80"/>
       </w:pPr>
+      <w:r>
+        <w:rPr w:rFonts="맑은 고딕">
+          <w:rFonts w:ascii="맑은 고딕" w:hAnsi="맑은 고딕" w:eastAsia="맑은 고딕"/>
+          <w:b w:val="0"/>
+          <w:color w:val="6B7280"/>
+          <w:sz w:val="21"/>
+        </w:rPr>
+        <w:t xml:space="preserve">· </w:t>
+      </w:r>
+      <w:r>
+        <w:rPr w:rFonts="맑은 고딕">
+          <w:rFonts w:ascii="맑은 고딕" w:hAnsi="맑은 고딕" w:eastAsia="맑은 고딕"/>
+          <w:b/>
+          <w:color w:val="1F2937"/>
+          <w:sz w:val="21"/>
+        </w:rPr>
+        <w:t xml:space="preserve">아티스트: </w:t>
+      </w:r>
       <w:r>
         <w:rPr w:rFonts="맑은 고딕">
           <w:rFonts w:ascii="맑은 고딕" w:hAnsi="맑은 고딕" w:eastAsia="맑은 고딕"/>
           <w:b w:val="0"/>
           <w:sz w:val="21"/>
         </w:rPr>
-        <w:t>음악사적 관점에서 《Pop Corn》은 단순한 일렉트로닉 팝을 넘어, 향후 80년대를 풍미한 신스팝(Synth-pop)과 현대 EDM의 초석을 놓은 이정표와 같은 작품입니다. 실험실의 영역에 머물던 미지의 전자음을 세련되고 감각적인 대중가요의 영역으로 승화시킨 그들의 시도는 대중음악의 표현 범위를 비약적으로 확장시켰습니다. 특히 아날로그 테이프 레코딩 시절의 온기와 신디사이저 특유의 톡톡 튀는 주파수 대역이 어우러져, LP 매체로 감상했을 때 그 질감과 입체감이 더욱 극대화됩니다.</w:t>
+        <w:t>Village People (마을 사람들)</w:t>
       </w:r>
     </w:p>
     <w:p>
       <w:pPr>
-        <w:spacing w:line="312" w:lineRule="auto" w:after="120"/>
+        <w:spacing w:line="324" w:lineRule="auto" w:after="80"/>
       </w:pPr>
+      <w:r>
+        <w:rPr w:rFonts="맑은 고딕">
+          <w:rFonts w:ascii="맑은 고딕" w:hAnsi="맑은 고딕" w:eastAsia="맑은 고딕"/>
+          <w:b w:val="0"/>
+          <w:color w:val="6B7280"/>
+          <w:sz w:val="21"/>
+        </w:rPr>
+        <w:t xml:space="preserve">· </w:t>
+      </w:r>
+      <w:r>
+        <w:rPr w:rFonts="맑은 고딕">
+          <w:rFonts w:ascii="맑은 고딕" w:hAnsi="맑은 고딕" w:eastAsia="맑은 고딕"/>
+          <w:b/>
+          <w:color w:val="1F2937"/>
+          <w:sz w:val="21"/>
+        </w:rPr>
+        <w:t xml:space="preserve">발매 정보: </w:t>
+      </w:r>
       <w:r>
         <w:rPr w:rFonts="맑은 고딕">
           <w:rFonts w:ascii="맑은 고딕" w:hAnsi="맑은 고딕" w:eastAsia="맑은 고딕"/>
           <w:b w:val="0"/>
           <w:sz w:val="21"/>
         </w:rPr>
-        <w:t>이 음반을 감상할 때는 70년대 레트로-퓨처리즘(Retro-futurism)이 품고 있던 아날로그적 낭만을 상상해 보는 것을 추천합니다. 신디사이저가 선사하는 미래지향적 음색과 정교하게 계산된 리듬 섹션의 조화는 리스너에게 시대를 초월한 신선함과 유쾌한 미소를 자아냅니다. 시대를 앞서간 전자음의 쾌감과 인스트루멘털 팝의 정수가 교차하는 이 앨범은, 바이닐 컬렉터라면 반드시 소장해야 할 아날로그 신스 일렉트로닉의 영원한 고전입니다.</w:t>
+        <w:t>1979년 3월 카사블랑카 레코드(Casablanca Records)를 통해 발매된 앨범으로, 명 프로듀서 자크 모랄리(Jacques Morali)와 앙리 벨롤로(Henri Belolo)의 정교한 기획과 뉴욕 스튜디오의 정상급 세션진이 참여하여 디스코 팝의 완성도를 극한으로 끌어올린 음반입니다.</w:t>
+      </w:r>
+    </w:p>
+    <w:p>
+      <w:pPr>
+        <w:spacing w:line="324" w:lineRule="auto" w:after="80"/>
+      </w:pPr>
+      <w:r>
+        <w:rPr w:rFonts="맑은 고딕">
+          <w:rFonts w:ascii="맑은 고딕" w:hAnsi="맑은 고딕" w:eastAsia="맑은 고딕"/>
+          <w:b w:val="0"/>
+          <w:color w:val="6B7280"/>
+          <w:sz w:val="21"/>
+        </w:rPr>
+        <w:t xml:space="preserve">· </w:t>
+      </w:r>
+      <w:r>
+        <w:rPr w:rFonts="맑은 고딕">
+          <w:rFonts w:ascii="맑은 고딕" w:hAnsi="맑은 고딕" w:eastAsia="맑은 고딕"/>
+          <w:b/>
+          <w:color w:val="1F2937"/>
+          <w:sz w:val="21"/>
+        </w:rPr>
+        <w:t xml:space="preserve">LP 인기도(판매량): </w:t>
+      </w:r>
+      <w:r>
+        <w:rPr w:rFonts="맑은 고딕">
+          <w:rFonts w:ascii="맑은 고딕" w:hAnsi="맑은 고딕" w:eastAsia="맑은 고딕"/>
+          <w:b w:val="0"/>
+          <w:sz w:val="21"/>
+        </w:rPr>
+        <w:t>발매 직후 미국 빌보드 200 차트 8위와 빌보드 R&amp;B 차트 최상위권에 올랐으며, 미국음반산업협회(RIAA) 플래티넘 인증(100만 장 이상 판매)을 비롯해 영국, 호주, 캐나다 등 글로벌 차트를 석권하며 전 세계적인 메가 히트를 기록했습니다.</w:t>
+      </w:r>
+    </w:p>
+    <w:p>
+      <w:pPr>
+        <w:spacing w:line="324" w:lineRule="auto" w:after="80"/>
+      </w:pPr>
+      <w:r>
+        <w:rPr w:rFonts="맑은 고딕">
+          <w:rFonts w:ascii="맑은 고딕" w:hAnsi="맑은 고딕" w:eastAsia="맑은 고딕"/>
+          <w:b w:val="0"/>
+          <w:color w:val="6B7280"/>
+          <w:sz w:val="21"/>
+        </w:rPr>
+        <w:t xml:space="preserve">· </w:t>
+      </w:r>
+      <w:r>
+        <w:rPr w:rFonts="맑은 고딕">
+          <w:rFonts w:ascii="맑은 고딕" w:hAnsi="맑은 고딕" w:eastAsia="맑은 고딕"/>
+          <w:b/>
+          <w:color w:val="1F2937"/>
+          <w:sz w:val="21"/>
+        </w:rPr>
+        <w:t xml:space="preserve">각종 수상경력: </w:t>
+      </w:r>
+      <w:r>
+        <w:rPr w:rFonts="맑은 고딕">
+          <w:rFonts w:ascii="맑은 고딕" w:hAnsi="맑은 고딕" w:eastAsia="맑은 고딕"/>
+          <w:b w:val="0"/>
+          <w:sz w:val="21"/>
+        </w:rPr>
+        <w:t>1979년 아메리칸 뮤직 어워드(AMA) '최우수 팝/록/보컬 그룹' 부문을 수상하였고, 수록곡들은 훗날 수많은 거장들에 의해 재해석되며 팝 음악사에서 가장 위대한 댄스 앤섬(Anthem)이자 문화적 이정표로 공인받고 있습니다.</w:t>
+      </w:r>
+    </w:p>
+    <w:p>
+      <w:pPr>
+        <w:spacing w:line="324" w:lineRule="auto" w:before="200" w:after="80"/>
+      </w:pPr>
+      <w:r>
+        <w:rPr w:rFonts="맑은 고딕">
+          <w:rFonts w:ascii="맑은 고딕" w:hAnsi="맑은 고딕" w:eastAsia="맑은 고딕"/>
+          <w:b/>
+          <w:color w:val="1E3A8A"/>
+          <w:sz w:val="24"/>
+        </w:rPr>
+        <w:t>2. 아티스트 정보</w:t>
+      </w:r>
+    </w:p>
+    <w:p>
+      <w:pPr>
+        <w:spacing w:line="324" w:lineRule="auto" w:after="80"/>
+      </w:pPr>
+      <w:r>
+        <w:rPr w:rFonts="맑은 고딕">
+          <w:rFonts w:ascii="맑은 고딕" w:hAnsi="맑은 고딕" w:eastAsia="맑은 고딕"/>
+          <w:b w:val="0"/>
+          <w:color w:val="6B7280"/>
+          <w:sz w:val="21"/>
+        </w:rPr>
+        <w:t xml:space="preserve">· </w:t>
+      </w:r>
+      <w:r>
+        <w:rPr w:rFonts="맑은 고딕">
+          <w:rFonts w:ascii="맑은 고딕" w:hAnsi="맑은 고딕" w:eastAsia="맑은 고딕"/>
+          <w:b/>
+          <w:color w:val="1F2937"/>
+          <w:sz w:val="21"/>
+        </w:rPr>
+        <w:t xml:space="preserve">국적: </w:t>
+      </w:r>
+      <w:r>
+        <w:rPr w:rFonts="맑은 고딕">
+          <w:rFonts w:ascii="맑은 고딕" w:hAnsi="맑은 고딕" w:eastAsia="맑은 고딕"/>
+          <w:b w:val="0"/>
+          <w:sz w:val="21"/>
+        </w:rPr>
+        <w:t>미국 (United States)</w:t>
+      </w:r>
+    </w:p>
+    <w:p>
+      <w:pPr>
+        <w:spacing w:line="324" w:lineRule="auto" w:after="80"/>
+      </w:pPr>
+      <w:r>
+        <w:rPr w:rFonts="맑은 고딕">
+          <w:rFonts w:ascii="맑은 고딕" w:hAnsi="맑은 고딕" w:eastAsia="맑은 고딕"/>
+          <w:b w:val="0"/>
+          <w:color w:val="6B7280"/>
+          <w:sz w:val="21"/>
+        </w:rPr>
+        <w:t xml:space="preserve">· </w:t>
+      </w:r>
+      <w:r>
+        <w:rPr w:rFonts="맑은 고딕">
+          <w:rFonts w:ascii="맑은 고딕" w:hAnsi="맑은 고딕" w:eastAsia="맑은 고딕"/>
+          <w:b/>
+          <w:color w:val="1F2937"/>
+          <w:sz w:val="21"/>
+        </w:rPr>
+        <w:t xml:space="preserve">생몰년도: </w:t>
+      </w:r>
+      <w:r>
+        <w:rPr w:rFonts="맑은 고딕">
+          <w:rFonts w:ascii="맑은 고딕" w:hAnsi="맑은 고딕" w:eastAsia="맑은 고딕"/>
+          <w:b w:val="0"/>
+          <w:sz w:val="21"/>
+        </w:rPr>
+        <w:t>1977년 결성 ~ 현재</w:t>
+      </w:r>
+    </w:p>
+    <w:p>
+      <w:pPr>
+        <w:spacing w:line="324" w:lineRule="auto" w:after="80"/>
+      </w:pPr>
+      <w:r>
+        <w:rPr w:rFonts="맑은 고딕">
+          <w:rFonts w:ascii="맑은 고딕" w:hAnsi="맑은 고딕" w:eastAsia="맑은 고딕"/>
+          <w:b w:val="0"/>
+          <w:color w:val="6B7280"/>
+          <w:sz w:val="21"/>
+        </w:rPr>
+        <w:t xml:space="preserve">· </w:t>
+      </w:r>
+      <w:r>
+        <w:rPr w:rFonts="맑은 고딕">
+          <w:rFonts w:ascii="맑은 고딕" w:hAnsi="맑은 고딕" w:eastAsia="맑은 고딕"/>
+          <w:b/>
+          <w:color w:val="1F2937"/>
+          <w:sz w:val="21"/>
+        </w:rPr>
+        <w:t xml:space="preserve">그룹 소속: </w:t>
+      </w:r>
+      <w:r>
+        <w:rPr w:rFonts="맑은 고딕">
+          <w:rFonts w:ascii="맑은 고딕" w:hAnsi="맑은 고딕" w:eastAsia="맑은 고딕"/>
+          <w:b w:val="0"/>
+          <w:sz w:val="21"/>
+        </w:rPr>
+        <w:t>6인조 보컬/퍼포먼스 그룹</w:t>
+      </w:r>
+    </w:p>
+    <w:p>
+      <w:pPr>
+        <w:spacing w:line="324" w:lineRule="auto" w:after="80"/>
+      </w:pPr>
+      <w:r>
+        <w:rPr w:rFonts="맑은 고딕">
+          <w:rFonts w:ascii="맑은 고딕" w:hAnsi="맑은 고딕" w:eastAsia="맑은 고딕"/>
+          <w:b w:val="0"/>
+          <w:color w:val="6B7280"/>
+          <w:sz w:val="21"/>
+        </w:rPr>
+        <w:t xml:space="preserve">· </w:t>
+      </w:r>
+      <w:r>
+        <w:rPr w:rFonts="맑은 고딕">
+          <w:rFonts w:ascii="맑은 고딕" w:hAnsi="맑은 고딕" w:eastAsia="맑은 고딕"/>
+          <w:b/>
+          <w:color w:val="1F2937"/>
+          <w:sz w:val="21"/>
+        </w:rPr>
+        <w:t xml:space="preserve">아티스트 소개: </w:t>
+      </w:r>
+      <w:r>
+        <w:rPr w:rFonts="맑은 고딕">
+          <w:rFonts w:ascii="맑은 고딕" w:hAnsi="맑은 고딕" w:eastAsia="맑은 고딕"/>
+          <w:b w:val="0"/>
+          <w:sz w:val="21"/>
+        </w:rPr>
+        <w:t>뉴욕 언더그라운드 클럽 신에서 태동한 빌리지 피플은 경찰관, 인디언, 카우보이, 건설 노동자 등 미국 사회의 전형적 페르소나를 시각화하여 팝 음악계에 유례없는 신드롬을 일으켰습니다. 이들은 직관적이면서도 중독성 넘치는 멜로디와 웅장한 합창 코러스를 무기로 소수자 문화의 생명력을 주류 대중문화의 중심에 우뚝 세웠으며, 세대와 국경을 초월해 대중을 하나로 묶어낸 불멸의 아이콘입니다.</w:t>
+      </w:r>
+    </w:p>
+    <w:p>
+      <w:pPr>
+        <w:spacing w:line="324" w:lineRule="auto" w:before="200" w:after="80"/>
+      </w:pPr>
+      <w:r>
+        <w:rPr w:rFonts="맑은 고딕">
+          <w:rFonts w:ascii="맑은 고딕" w:hAnsi="맑은 고딕" w:eastAsia="맑은 고딕"/>
+          <w:b/>
+          <w:color w:val="1E3A8A"/>
+          <w:sz w:val="24"/>
+        </w:rPr>
+        <w:t>3. 음반 상세 분석</w:t>
+      </w:r>
+    </w:p>
+    <w:p>
+      <w:pPr>
+        <w:spacing w:line="324" w:lineRule="auto" w:after="80"/>
+      </w:pPr>
+      <w:r>
+        <w:rPr w:rFonts="맑은 고딕">
+          <w:rFonts w:ascii="맑은 고딕" w:hAnsi="맑은 고딕" w:eastAsia="맑은 고딕"/>
+          <w:b w:val="0"/>
+          <w:color w:val="6B7280"/>
+          <w:sz w:val="21"/>
+        </w:rPr>
+        <w:t xml:space="preserve">· </w:t>
+      </w:r>
+      <w:r>
+        <w:rPr w:rFonts="맑은 고딕">
+          <w:rFonts w:ascii="맑은 고딕" w:hAnsi="맑은 고딕" w:eastAsia="맑은 고딕"/>
+          <w:b/>
+          <w:color w:val="1F2937"/>
+          <w:sz w:val="21"/>
+        </w:rPr>
+        <w:t xml:space="preserve">역사적 위치: </w:t>
+      </w:r>
+      <w:r>
+        <w:rPr w:rFonts="맑은 고딕">
+          <w:rFonts w:ascii="맑은 고딕" w:hAnsi="맑은 고딕" w:eastAsia="맑은 고딕"/>
+          <w:b w:val="0"/>
+          <w:sz w:val="21"/>
+        </w:rPr>
+        <w:t>*Go West*는 디스코 사운드가 기술적·음악적으로 가장 원숙했던 정점의 순간을 포착한 앨범입니다. 특히 파헬벨의 '카논(Canon)'을 연상시키는 정교하고 클래시컬한 화성 진행을 대중적인 댄스 비트 위에 유려하게 접목하여, 디스코 장르가 지닌 음악적 품격과 서사적 깊이를 증명한 명반으로 평가받습니다.</w:t>
+      </w:r>
+    </w:p>
+    <w:p>
+      <w:pPr>
+        <w:spacing w:line="324" w:lineRule="auto" w:after="80"/>
+      </w:pPr>
+      <w:r>
+        <w:rPr w:rFonts="맑은 고딕">
+          <w:rFonts w:ascii="맑은 고딕" w:hAnsi="맑은 고딕" w:eastAsia="맑은 고딕"/>
+          <w:b w:val="0"/>
+          <w:color w:val="6B7280"/>
+          <w:sz w:val="21"/>
+        </w:rPr>
+        <w:t xml:space="preserve">· </w:t>
+      </w:r>
+      <w:r>
+        <w:rPr w:rFonts="맑은 고딕">
+          <w:rFonts w:ascii="맑은 고딕" w:hAnsi="맑은 고딕" w:eastAsia="맑은 고딕"/>
+          <w:b/>
+          <w:color w:val="1F2937"/>
+          <w:sz w:val="21"/>
+        </w:rPr>
+        <w:t xml:space="preserve">시대의 흔적(스토리텔링): </w:t>
+      </w:r>
+      <w:r>
+        <w:rPr w:rFonts="맑은 고딕">
+          <w:rFonts w:ascii="맑은 고딕" w:hAnsi="맑은 고딕" w:eastAsia="맑은 고딕"/>
+          <w:b w:val="0"/>
+          <w:sz w:val="21"/>
+        </w:rPr>
+        <w:t>1970년대 말의 불안정한 사회적 기류 속에서 청춘들은 차별과 편견이 없는 낙원을 갈구했습니다. 앨범 전반을 관통하는 "서부로 가자"는 외침은 단순한 지리적 이동을 넘어 모두가 자유로울 수 있는 이상의 공간(샌프란시스코)을 향한 뜨거운 찬가였으며, 미러볼 불빛 아래에서 땀 흘리며 서로를 위로하던 당대 젊은이들의 순수한 낭만이 고스란히 숨 쉬고 있습니다.</w:t>
+      </w:r>
+    </w:p>
+    <w:p>
+      <w:pPr>
+        <w:spacing w:line="324" w:lineRule="auto" w:before="200" w:after="80"/>
+      </w:pPr>
+      <w:r>
+        <w:rPr w:rFonts="맑은 고딕">
+          <w:rFonts w:ascii="맑은 고딕" w:hAnsi="맑은 고딕" w:eastAsia="맑은 고딕"/>
+          <w:b/>
+          <w:color w:val="1E3A8A"/>
+          <w:sz w:val="24"/>
+        </w:rPr>
+        <w:t>4. 주요 수록곡 및 감상 제언</w:t>
+      </w:r>
+    </w:p>
+    <w:p>
+      <w:pPr>
+        <w:spacing w:line="324" w:lineRule="auto" w:after="80"/>
+      </w:pPr>
+      <w:r>
+        <w:rPr w:rFonts="맑은 고딕">
+          <w:rFonts w:ascii="맑은 고딕" w:hAnsi="맑은 고딕" w:eastAsia="맑은 고딕"/>
+          <w:b w:val="0"/>
+          <w:color w:val="6B7280"/>
+          <w:sz w:val="21"/>
+        </w:rPr>
+        <w:t xml:space="preserve">· </w:t>
+      </w:r>
+      <w:r>
+        <w:rPr w:rFonts="맑은 고딕">
+          <w:rFonts w:ascii="맑은 고딕" w:hAnsi="맑은 고딕" w:eastAsia="맑은 고딕"/>
+          <w:b/>
+          <w:color w:val="1F2937"/>
+          <w:sz w:val="21"/>
+        </w:rPr>
+        <w:t xml:space="preserve">주요 수록곡 특징: </w:t>
+      </w:r>
+      <w:r>
+        <w:rPr w:rFonts="맑은 고딕">
+          <w:rFonts w:ascii="맑은 고딕" w:hAnsi="맑은 고딕" w:eastAsia="맑은 고딕"/>
+          <w:b w:val="0"/>
+          <w:sz w:val="21"/>
+        </w:rPr>
+        <w:t>아련하고도 장엄한 멜로디 속에 노스탤지어와 벅찬 희망을 담아낸 타이틀곡 'Go West'는 훗날 펫 샵 보이스(Pet Shop Boys)가 리메이크하여 다시 한번 세계를 울린 원곡의 위엄을 자랑합니다. 이어지는 'In the Navy'는 절도 있는 브라스와 쾌활한 행진곡풍 리듬이 압도적인 흥겨움을 선사하며, 'I Wanna Shake Your Hand'는 훵키한 베이스 라인과 멤버들의 따스한 보컬 케미스트리가 빛나는 숨은 수작입니다.</w:t>
+      </w:r>
+    </w:p>
+    <w:p>
+      <w:pPr>
+        <w:spacing w:line="324" w:lineRule="auto" w:after="80"/>
+      </w:pPr>
+      <w:r>
+        <w:rPr w:rFonts="맑은 고딕">
+          <w:rFonts w:ascii="맑은 고딕" w:hAnsi="맑은 고딕" w:eastAsia="맑은 고딕"/>
+          <w:b w:val="0"/>
+          <w:color w:val="6B7280"/>
+          <w:sz w:val="21"/>
+        </w:rPr>
+        <w:t xml:space="preserve">· </w:t>
+      </w:r>
+      <w:r>
+        <w:rPr w:rFonts="맑은 고딕">
+          <w:rFonts w:ascii="맑은 고딕" w:hAnsi="맑은 고딕" w:eastAsia="맑은 고딕"/>
+          <w:b/>
+          <w:color w:val="1F2937"/>
+          <w:sz w:val="21"/>
+        </w:rPr>
+        <w:t xml:space="preserve">빈티지 감상 제언: </w:t>
+      </w:r>
+      <w:r>
+        <w:rPr w:rFonts="맑은 고딕">
+          <w:rFonts w:ascii="맑은 고딕" w:hAnsi="맑은 고딕" w:eastAsia="맑은 고딕"/>
+          <w:b w:val="0"/>
+          <w:sz w:val="21"/>
+        </w:rPr>
+        <w:t>디지털 음원의 정제된 소리와는 격이 다른 LP 특유의 묵직한 아날로그 펀치력과 풍성한 공간감이 단연 돋보입니다. 진공관 앰프를 통해 울려 퍼지는 브라스 섹션의 따스한 잔향과 탄력 넘치는 킥 드럼의 저역은 턴테이블 카트리지를 타고 전해질 때 비로소 1979년 뉴욕 사운드 스테이지의 살아 숨 쉬는 현장감으로 되살아납니다.</w:t>
+      </w:r>
+    </w:p>
+    <w:p>
+      <w:pPr>
+        <w:spacing w:line="324" w:lineRule="auto" w:after="80"/>
+      </w:pPr>
+      <w:r>
+        <w:rPr w:rFonts="맑은 고딕">
+          <w:rFonts w:ascii="맑은 고딕" w:hAnsi="맑은 고딕" w:eastAsia="맑은 고딕"/>
+          <w:b w:val="0"/>
+          <w:color w:val="6B7280"/>
+          <w:sz w:val="21"/>
+        </w:rPr>
+        <w:t xml:space="preserve">· </w:t>
+      </w:r>
+      <w:r>
+        <w:rPr w:rFonts="맑은 고딕">
+          <w:rFonts w:ascii="맑은 고딕" w:hAnsi="맑은 고딕" w:eastAsia="맑은 고딕"/>
+          <w:b/>
+          <w:color w:val="1F2937"/>
+          <w:sz w:val="21"/>
+        </w:rPr>
+        <w:t xml:space="preserve">소장 가치: </w:t>
+      </w:r>
+      <w:r>
+        <w:rPr w:rFonts="맑은 고딕">
+          <w:rFonts w:ascii="맑은 고딕" w:hAnsi="맑은 고딕" w:eastAsia="맑은 고딕"/>
+          <w:b w:val="0"/>
+          <w:sz w:val="21"/>
+        </w:rPr>
+        <w:t>앨범 커버를 장식한 여섯 멤버의 개성 넘치는 비주얼과 카사블랑카 레코드 특유의 호화로운 프레싱은 시각과 청각을 동시에 만족시키는 빈티지 컬렉션의 백미입니다. 디스코가 세상에 가장 눈부신 위로와 환희를 건넸던 한 시대를 물리적 매체로 간직할 수 있다는 점에서 바이닐 애호가라면 서가에 필히 갖추어야 할 귀중한 유산입니다.</w:t>
+      </w:r>
+    </w:p>
+    <w:p>
+      <w:pPr>
+        <w:spacing w:line="324" w:lineRule="auto" w:after="120" w:before="160"/>
+      </w:pPr>
+      <w:r>
+        <w:rPr w:rFonts="맑은 고딕">
+          <w:rFonts w:ascii="맑은 고딕" w:hAnsi="맑은 고딕" w:eastAsia="맑은 고딕"/>
+          <w:b/>
+          <w:color w:val="4338CA"/>
+          <w:sz w:val="21"/>
+        </w:rPr>
+        <w:t>이 음반을 통해 자유와 낭만이 찬란하게 일렁이던 그 시절의 순수한 열정과 아날로그 사운드가 전해주는 감동을 다시 한번 경험해 보시는 것은 어떨까요?</w:t>
       </w:r>
     </w:p>
     <w:sectPr>
       <w:pgSz w:w="12240" w:h="15840"/>
-      <w:pgMar w:top="1440" w:right="1440" w:bottom="1440" w:left="1440" w:header="720" w:footer="720" w:gutter="0"/>
+      <w:pgMar w:top="1152" w:right="1296" w:bottom="1152" w:left="1296" w:header="720" w:footer="720" w:gutter="0"/>
       <w:cols w:space="720"/>
       <w:docGrid w:linePitch="360"/>
     </w:sectPr>

--- a/word_reports/LP_0172_위치_180_Hot Butter_Pop Corn.docx
+++ b/word_reports/LP_0172_위치_180_Hot Butter_Pop Corn.docx
@@ -32,7 +32,7 @@
     </w:p>
     <w:p>
       <w:pPr>
-        <w:spacing w:line="324" w:lineRule="auto" w:before="80" w:after="160"/>
+        <w:spacing w:line="324" w:lineRule="auto" w:before="80" w:after="120"/>
       </w:pPr>
       <w:r>
         <w:rPr w:rFonts="맑은 고딕">
@@ -42,13 +42,6 @@
           <w:sz w:val="22"/>
         </w:rPr>
         <w:t xml:space="preserve">[음반 소개] </w:t>
-      </w:r>
-      <w:r>
-        <w:rPr w:rFonts="맑은 고딕">
-          <w:rFonts w:ascii="맑은 고딕" w:hAnsi="맑은 고딕" w:eastAsia="맑은 고딕"/>
-          <w:b w:val="0"/>
-          <w:sz w:val="21"/>
-        </w:rPr>
       </w:r>
     </w:p>
     <w:p>
@@ -61,7 +54,33 @@
           <w:b w:val="0"/>
           <w:sz w:val="21"/>
         </w:rPr>
-        <w:t>1970년대 후반 디스코의 황금기를 가장 화려하고 당당하게 수놓았던 빌리지 피플의 네 번째 정규 앨범 *Go West*는 찬란한 젊음의 에너지와 유토피아를 향한 낭만적 갈망을 오롯이 담아낸 기념비적 역작입니다. 클래식 카논의 숭고한 화성미를 품은 동명의 타이틀곡을 필두로, 이 앨범은 단순한 댄스 플로어의 열기를 넘어 시대의 억압을 걷어내는 해방감과 따스한 연대의 정신을 선율 속에 아로새겼습니다. 턴테이블의 바늘 끝을 타고 피어오르는 풍성한 브라스와 장엄한 보컬 하모니는 반세기의 세월을 건너뛰어 오늘날에도 변함없이 우리의 심장을 벅차오르게 만듭니다.</w:t>
+        <w:t>1970년대 후반의 대중음악사는 미러볼의 영롱한 반사광 아래 꽃피운 디스코의 열풍을 빼놓고는 결코 온전히 서술될 수 없습니다. 그 찬란한 황금기의 정점이었던 1979년 봄, 빌리지 피플(Village People)이 세상에 내놓은 네 번째 정규 앨범 [Go West]는 단순한 댄스 플로어의 열기를 넘어, 한 시대를 풍미한 청춘들의 원초적 생명력과 자유를 향한 갈망을 아로새긴 불멸의 기념비입니다. 화려한 무대 의상과 위트 넘치는 퍼포먼스로 대중을 매료시켰던 이들은, 본 작을 통해 시각적 유희의 이면에 숨겨진 탁월한 팝 음악적 완성도와 진지한 예술적 비전을 유감없이 증명해 보였습니다.</w:t>
+      </w:r>
+    </w:p>
+    <w:p>
+      <w:pPr>
+        <w:spacing w:line="324" w:lineRule="auto" w:after="120"/>
+      </w:pPr>
+      <w:r>
+        <w:rPr w:rFonts="맑은 고딕">
+          <w:rFonts w:ascii="맑은 고딕" w:hAnsi="맑은 고딕" w:eastAsia="맑은 고딕"/>
+          <w:b w:val="0"/>
+          <w:sz w:val="21"/>
+        </w:rPr>
+        <w:t>프랑스 출신의 명 프로듀서 자크 모랄리(Jacques Morali)와 작곡가 앙리 벨롤로(Henri Belolo), 그리고 프런트맨 빅터 윌리스(Victor Willis)의 황금 삼각편대가 빚어낸 이 음반은, 정교하게 직조된 오케스트레이션과 소울풀한 보컬 하모니가 절묘한 균형을 이룹니다. 특히 앨범의 포문을 여는 타이틀곡 "Go West"는 파헬벨의 '카논'을 연상시키는 숭고하고 클래시컬한 화성 진행 위에, 19세기 미국 서부 개척 시대의 슬로건을 20세기적 자유와 포용의 유토피아적 서사로 치환해 낸 걸작입니다. 이는 당대 성소수자 커뮤니티의 해방구를 넘어, 억압과 편견에 맞서 더 나은 세상을 꿈꾸던 모든 고독한 영혼들에게 건네는 웅장한 찬가였습니다.</w:t>
+      </w:r>
+    </w:p>
+    <w:p>
+      <w:pPr>
+        <w:spacing w:line="324" w:lineRule="auto" w:after="120"/>
+      </w:pPr>
+      <w:r>
+        <w:rPr w:rFonts="맑은 고딕">
+          <w:rFonts w:ascii="맑은 고딕" w:hAnsi="맑은 고딕" w:eastAsia="맑은 고딕"/>
+          <w:b w:val="0"/>
+          <w:sz w:val="21"/>
+        </w:rPr>
+        <w:t>세월이 흘러 훗날 신스팝 듀오 펫 숍 보이즈(Pet Shop Boys)가 이 곡을 다시 불러 냉전의 종식과 시대적 애환을 노래할 수 있었던 근원 역시, 바로 이 원작 음반이 품고 있던 묵직한 서정성과 인류 보편의 이상주의 덕분이었습니다. 경쾌한 리듬 속에서도 가슴을 뭉클하게 적시는 멜로디의 선율, 거칠 것 없이 질주하는 브라스 섹션의 호방함은 반세기가 흐른 오늘날에도 바래지 않는 짙은 울림을 전합니다. 턴테이블의 회전과 함께 피어오르는 [Go West]의 사운드는, 가장 화려했던 시대가 가장 순수하게 꿈꾸었던 낙원의 기억을 우리 앞에 고스란히 펼쳐 보입니다.</w:t>
       </w:r>
     </w:p>
     <w:p>
@@ -168,7 +187,7 @@
           <w:b w:val="0"/>
           <w:sz w:val="21"/>
         </w:rPr>
-        <w:t>1979년 3월 카사블랑카 레코드(Casablanca Records)를 통해 발매된 앨범으로, 명 프로듀서 자크 모랄리(Jacques Morali)와 앙리 벨롤로(Henri Belolo)의 정교한 기획과 뉴욕 스튜디오의 정상급 세션진이 참여하여 디스코 팝의 완성도를 극한으로 끌어올린 음반입니다.</w:t>
+        <w:t>1979년 3월 26일, 디스코 명가 카사블랑카 레코드(Casablanca Records)를 통해 발매된 통산 4번째 정규 스튜디오 앨범</w:t>
       </w:r>
     </w:p>
     <w:p>
@@ -199,7 +218,7 @@
           <w:b w:val="0"/>
           <w:sz w:val="21"/>
         </w:rPr>
-        <w:t>발매 직후 미국 빌보드 200 차트 8위와 빌보드 R&amp;B 차트 최상위권에 올랐으며, 미국음반산업협회(RIAA) 플래티넘 인증(100만 장 이상 판매)을 비롯해 영국, 호주, 캐나다 등 글로벌 차트를 석권하며 전 세계적인 메가 히트를 기록했습니다.</w:t>
+        <w:t>발매 직후 미국 빌보드 200 앨범 차트 8위 기록, RIAA 플래티넘(100만 장 이상 판매) 인증 획득 및 영국, 캐나다 등 전 세계 차트 상위권 석권</w:t>
       </w:r>
     </w:p>
     <w:p>
@@ -230,7 +249,7 @@
           <w:b w:val="0"/>
           <w:sz w:val="21"/>
         </w:rPr>
-        <w:t>1979년 아메리칸 뮤직 어워드(AMA) '최우수 팝/록/보컬 그룹' 부문을 수상하였고, 수록곡들은 훗날 수많은 거장들에 의해 재해석되며 팝 음악사에서 가장 위대한 댄스 앤섬(Anthem)이자 문화적 이정표로 공인받고 있습니다.</w:t>
+        <w:t>1979년 아메리칸 뮤직 어워드(AMA) 최우수 팝/록 그룹(Favorite Pop/Rock Band/Duo/Group) 부문 수상의 결정적 견인차 역할을 한 명반</w:t>
       </w:r>
     </w:p>
     <w:p>
@@ -337,7 +356,7 @@
           <w:b w:val="0"/>
           <w:sz w:val="21"/>
         </w:rPr>
-        <w:t>6인조 보컬/퍼포먼스 그룹</w:t>
+        <w:t>6인조 다국적 콘셉트 보컬 그룹</w:t>
       </w:r>
     </w:p>
     <w:p>
@@ -368,7 +387,7 @@
           <w:b w:val="0"/>
           <w:sz w:val="21"/>
         </w:rPr>
-        <w:t>뉴욕 언더그라운드 클럽 신에서 태동한 빌리지 피플은 경찰관, 인디언, 카우보이, 건설 노동자 등 미국 사회의 전형적 페르소나를 시각화하여 팝 음악계에 유례없는 신드롬을 일으켰습니다. 이들은 직관적이면서도 중독성 넘치는 멜로디와 웅장한 합창 코러스를 무기로 소수자 문화의 생명력을 주류 대중문화의 중심에 우뚝 세웠으며, 세대와 국경을 초월해 대중을 하나로 묶어낸 불멸의 아이콘입니다.</w:t>
+        <w:t>빌리지 피플은 경찰관, 인디언 추장, 카우보이, 건설 노동자 등 미국 사회의 아이코닉한 직업 군상을 무대 위로 끌어올려 전 세계적인 문화 현상을 촉발한 전설적인 팝-디스코 그룹입니다. 빅터 윌리스의 폭발적인 리드 보컬과 웅장한 남성 다성 합창을 전면에 내세워, 언더그라운드 클럽 음악을 메인스트림 팝의 정점으로 끌어올린 선구자로 평가받습니다.</w:t>
       </w:r>
     </w:p>
     <w:p>
@@ -413,7 +432,7 @@
           <w:b w:val="0"/>
           <w:sz w:val="21"/>
         </w:rPr>
-        <w:t>*Go West*는 디스코 사운드가 기술적·음악적으로 가장 원숙했던 정점의 순간을 포착한 앨범입니다. 특히 파헬벨의 '카논(Canon)'을 연상시키는 정교하고 클래시컬한 화성 진행을 대중적인 댄스 비트 위에 유려하게 접목하여, 디스코 장르가 지닌 음악적 품격과 서사적 깊이를 증명한 명반으로 평가받습니다.</w:t>
+        <w:t>디스코 장르가 대중음악사의 주류로서 거둘 수 있었던 최정상의 상업적·음악적 성과를 증명하는 앨범입니다. 단순한 댄스 트랙의 나열이 아닌, 클래시컬한 대위법적 스트링 편곡과 정통 필라델피아 소울의 브라스 사운드를 수혈하여 디스코를 하나의 정교한 종합 예술로 격상시킨 역사적 위치를 점하고 있습니다.</w:t>
       </w:r>
     </w:p>
     <w:p>
@@ -444,7 +463,7 @@
           <w:b w:val="0"/>
           <w:sz w:val="21"/>
         </w:rPr>
-        <w:t>1970년대 말의 불안정한 사회적 기류 속에서 청춘들은 차별과 편견이 없는 낙원을 갈구했습니다. 앨범 전반을 관통하는 "서부로 가자"는 외침은 단순한 지리적 이동을 넘어 모두가 자유로울 수 있는 이상의 공간(샌프란시스코)을 향한 뜨거운 찬가였으며, 미러볼 불빛 아래에서 땀 흘리며 서로를 위로하던 당대 젊은이들의 순수한 낭만이 고스란히 숨 쉬고 있습니다.</w:t>
+        <w:t>1970년대 말 오일 쇼크와 경기 침체, 냉전의 그늘 속에서 신음하던 대중에게 이 음반은 찬란한 낙원과도 같은 위안이었습니다. 유머와 활력을 담아낸 "In the Navy"의 건강한 에너지와, 이상향을 찾아 서쪽으로 떠나자는 "Go West"의 노랫말은 당대 젊은이들이 팍팍한 현실을 딛고 희망찬 내일로 나아가게 했던 시대의 따스한 해방구였습니다.</w:t>
       </w:r>
     </w:p>
     <w:p>
@@ -489,7 +508,99 @@
           <w:b w:val="0"/>
           <w:sz w:val="21"/>
         </w:rPr>
-        <w:t>아련하고도 장엄한 멜로디 속에 노스탤지어와 벅찬 희망을 담아낸 타이틀곡 'Go West'는 훗날 펫 샵 보이스(Pet Shop Boys)가 리메이크하여 다시 한번 세계를 울린 원곡의 위엄을 자랑합니다. 이어지는 'In the Navy'는 절도 있는 브라스와 쾌활한 행진곡풍 리듬이 압도적인 흥겨움을 선사하며, 'I Wanna Shake Your Hand'는 훵키한 베이스 라인과 멤버들의 따스한 보컬 케미스트리가 빛나는 숨은 수작입니다.</w:t>
+      </w:r>
+    </w:p>
+    <w:p>
+      <w:pPr>
+        <w:spacing w:line="324" w:lineRule="auto" w:after="80"/>
+      </w:pPr>
+      <w:r>
+        <w:rPr w:rFonts="맑은 고딕">
+          <w:rFonts w:ascii="맑은 고딕" w:hAnsi="맑은 고딕" w:eastAsia="맑은 고딕"/>
+          <w:b w:val="0"/>
+          <w:color w:val="6B7280"/>
+          <w:sz w:val="21"/>
+        </w:rPr>
+        <w:t xml:space="preserve">· </w:t>
+      </w:r>
+      <w:r>
+        <w:rPr w:rFonts="맑은 고딕">
+          <w:rFonts w:ascii="맑은 고딕" w:hAnsi="맑은 고딕" w:eastAsia="맑은 고딕"/>
+          <w:b/>
+          <w:color w:val="1F2937"/>
+          <w:sz w:val="21"/>
+        </w:rPr>
+        <w:t xml:space="preserve">"Go West": </w:t>
+      </w:r>
+      <w:r>
+        <w:rPr w:rFonts="맑은 고딕">
+          <w:rFonts w:ascii="맑은 고딕" w:hAnsi="맑은 고딕" w:eastAsia="맑은 고딕"/>
+          <w:b w:val="0"/>
+          <w:sz w:val="21"/>
+        </w:rPr>
+        <w:t>숭고함마저 감도는 클래식풍의 코드 전개와 벅차오르는 합창 코러스가 어우러져 유토피아를 향한 비장미와 낭만을 동시에 선사하는 타이틀곡.</w:t>
+      </w:r>
+    </w:p>
+    <w:p>
+      <w:pPr>
+        <w:spacing w:line="324" w:lineRule="auto" w:after="80"/>
+      </w:pPr>
+      <w:r>
+        <w:rPr w:rFonts="맑은 고딕">
+          <w:rFonts w:ascii="맑은 고딕" w:hAnsi="맑은 고딕" w:eastAsia="맑은 고딕"/>
+          <w:b w:val="0"/>
+          <w:color w:val="6B7280"/>
+          <w:sz w:val="21"/>
+        </w:rPr>
+        <w:t xml:space="preserve">· </w:t>
+      </w:r>
+      <w:r>
+        <w:rPr w:rFonts="맑은 고딕">
+          <w:rFonts w:ascii="맑은 고딕" w:hAnsi="맑은 고딕" w:eastAsia="맑은 고딕"/>
+          <w:b/>
+          <w:color w:val="1F2937"/>
+          <w:sz w:val="21"/>
+        </w:rPr>
+        <w:t xml:space="preserve">"In the Navy": </w:t>
+      </w:r>
+      <w:r>
+        <w:rPr w:rFonts="맑은 고딕">
+          <w:rFonts w:ascii="맑은 고딕" w:hAnsi="맑은 고딕" w:eastAsia="맑은 고딕"/>
+          <w:b w:val="0"/>
+          <w:sz w:val="21"/>
+        </w:rPr>
+        <w:t>경쾌한 마칭 밴드풍의 브라스 리프와 빅터 윌리스의 유쾌하고 당당한 보컬이 청자의 심장을 힘차게 두드리는 메가 히트 넘버.</w:t>
+      </w:r>
+    </w:p>
+    <w:p>
+      <w:pPr>
+        <w:spacing w:line="324" w:lineRule="auto" w:after="80"/>
+      </w:pPr>
+      <w:r>
+        <w:rPr w:rFonts="맑은 고딕">
+          <w:rFonts w:ascii="맑은 고딕" w:hAnsi="맑은 고딕" w:eastAsia="맑은 고딕"/>
+          <w:b w:val="0"/>
+          <w:color w:val="6B7280"/>
+          <w:sz w:val="21"/>
+        </w:rPr>
+        <w:t xml:space="preserve">· </w:t>
+      </w:r>
+      <w:r>
+        <w:rPr w:rFonts="맑은 고딕">
+          <w:rFonts w:ascii="맑은 고딕" w:hAnsi="맑은 고딕" w:eastAsia="맑은 고딕"/>
+          <w:b/>
+          <w:color w:val="1F2937"/>
+          <w:sz w:val="21"/>
+        </w:rPr>
+        <w:t xml:space="preserve">"I Wanna Shake Your Hand": </w:t>
+      </w:r>
+      <w:r>
+        <w:rPr w:rFonts="맑은 고딕">
+          <w:rFonts w:ascii="맑은 고딕" w:hAnsi="맑은 고딕" w:eastAsia="맑은 고딕"/>
+          <w:b w:val="0"/>
+          <w:sz w:val="21"/>
+        </w:rPr>
+        <w:t>팬들과 시대를 향한 진솔한 감사의 메시지를 담은 미드템포 트랙으로, 따스한 소울 감성과 인간미가 돋보이는 곡.</w:t>
       </w:r>
     </w:p>
     <w:p>
@@ -520,7 +631,7 @@
           <w:b w:val="0"/>
           <w:sz w:val="21"/>
         </w:rPr>
-        <w:t>디지털 음원의 정제된 소리와는 격이 다른 LP 특유의 묵직한 아날로그 펀치력과 풍성한 공간감이 단연 돋보입니다. 진공관 앰프를 통해 울려 퍼지는 브라스 섹션의 따스한 잔향과 탄력 넘치는 킥 드럼의 저역은 턴테이블 카트리지를 타고 전해질 때 비로소 1979년 뉴욕 사운드 스테이지의 살아 숨 쉬는 현장감으로 되살아납니다.</w:t>
+        <w:t>본 음반의 백미는 정교하게 조율된 어쿠스틱 드럼 비트와 생생한 오케스트레이션에 있습니다. 진공관 앰프 특유의 포근한 중음역과 아날로그 턴테이블의 유려한 카트리지를 통해 재생할 때, 디지털 음원에서는 미처 느끼지 못했던 브라스의 호방한 공간감과 스트링의 벨벳 같은 질감이 리스닝 룸 가득 풍성한 온기로 채워집니다.</w:t>
       </w:r>
     </w:p>
     <w:p>
@@ -551,7 +662,7 @@
           <w:b w:val="0"/>
           <w:sz w:val="21"/>
         </w:rPr>
-        <w:t>앨범 커버를 장식한 여섯 멤버의 개성 넘치는 비주얼과 카사블랑카 레코드 특유의 호화로운 프레싱은 시각과 청각을 동시에 만족시키는 빈티지 컬렉션의 백미입니다. 디스코가 세상에 가장 눈부신 위로와 환희를 건넸던 한 시대를 물리적 매체로 간직할 수 있다는 점에서 바이닐 애호가라면 서가에 필히 갖추어야 할 귀중한 유산입니다.</w:t>
+        <w:t>디스코의 황혼기 직전, 음악적 에너지가 가장 순수하고 뜨겁게 타올랐던 순간을 온전히 담아낸 바이닐로, 당대 팝 아트적 가치를 지닌 오리지널 커버 아트워크와 함께 대중음악 컬렉터라면 반드시 서가에 꽂아두어야 할 영구 소장반입니다.</w:t>
       </w:r>
     </w:p>
     <w:p>
@@ -565,7 +676,7 @@
           <w:color w:val="4338CA"/>
           <w:sz w:val="21"/>
         </w:rPr>
-        <w:t>이 음반을 통해 자유와 낭만이 찬란하게 일렁이던 그 시절의 순수한 열정과 아날로그 사운드가 전해주는 감동을 다시 한번 경험해 보시는 것은 어떨까요?</w:t>
+        <w:t>이 음반을 통해 화려했던 1970년대의 끝자락에서 피어난 순수한 희망과 웅장한 아날로그 사운드가 전해주는 감동을 다시 한번 경험해 보시는 것은 어떨까요?</w:t>
       </w:r>
     </w:p>
     <w:sectPr>
